--- a/companies/hollowell-ip/Engagements/Keith-Duarte/Meeting Minutes 2021-10-13 - Keith-Duarte.docx
+++ b/companies/hollowell-ip/Engagements/Keith-Duarte/Meeting Minutes 2021-10-13 - Keith-Duarte.docx
@@ -4,7 +4,7 @@
   <w:body>
     <w:p>
       <w:r>
-        <w:t>Working session, Prosecution Support for Keith-Duarte. Minutes taken by Joseph Walker. Privileged and confidential.</w:t>
+        <w:t>The portfolio is on schedule, and this session was about keeping it there through the winter filings rather than repairing anything that had slipped; we met to walk the Keith-Duarte families one at a time, confirm the dates coming due, and agree who carries each response, and we came out of it with the calendar unchanged and the next round of office-action work assigned.</w:t>
       </w:r>
     </w:p>
     <w:p>
@@ -12,7 +12,7 @@
         <w:pStyle w:val="Heading2"/>
       </w:pPr>
       <w:r>
-        <w:t>Attendees</w:t>
+        <w:t>Present</w:t>
       </w:r>
     </w:p>
     <w:p>
@@ -36,7 +36,7 @@
         <w:pStyle w:val="ListBullet"/>
       </w:pPr>
       <w:r>
-        <w:t>Joseph Walker, Associate, Prosecution</w:t>
+        <w:t>Joseph Walker, Associate, Prosecution (minutes)</w:t>
       </w:r>
     </w:p>
     <w:p>
@@ -52,32 +52,22 @@
         <w:pStyle w:val="Heading2"/>
       </w:pPr>
       <w:r>
-        <w:t>Discussion</w:t>
+        <w:t>What We Covered</w:t>
       </w:r>
     </w:p>
     <w:p>
       <w:r>
-        <w:t>Heather Munoz opened with the docket, as she has opened every session on this file. All live dates across the portfolio are scheduled with time in hand and none sits inside thirty days. Two dates were re-derived from the wrappers during intake and remain earlier than the dates the prior firm recorded. Joseph Palmer asked whether the discrepancy had been resolved with prior counsel. It has not; they have not answered our letter. Heather Munoz said the firm works to its own dates whether or not it is resolved, and that resolving it is a courtesy to the record rather than a condition of the docket.</w:t>
+        <w:t>Heather Munoz opened by reminding us that we are about halfway through the engagement, and that the middle is where a portfolio quietly goes wrong if the docket is not watched, so we spent the first part of the session reconciling Kelly Snyder's calendar against the office record one family at a time and found no surprises, which is the outcome we want and rarely get to report without a caveat. Kelly Snyder walked the responses that have gone out since kickoff and the two that are drafted and waiting on a partner's read, and we agreed that nothing in the current window is at genuine risk, though we flagged one family where an examiner interview would probably save a round of prosecution and asked Heather Munoz to weigh whether it is worth the client's money.</w:t>
       </w:r>
     </w:p>
     <w:p>
       <w:r>
-        <w:t>Kelly Snyder walked her file history memorandum on the two lead families. Her conclusion, stated with the limits she put on it: the arguments made in the parent applications constrain the claim scope available in the pending continuations more than the transfer summary from prior counsel indicated. She was explicit about what she did not search, which is anything outside the wrappers as received and any foreign counterpart. Joseph Palmer asked whether that meant the portfolio was weaker than he had been told. Heather Munoz declined to put it that way and said the memorandum says what it says; a claim can be narrower than hoped and still be worth prosecuting.</w:t>
+        <w:t>On the technical side, I took the group through what I have found reading behind the responses, and the histories are clean enough that we are not fighting our own file, which matters more the deeper into examination we go; Kelly noted, fairly, that Joe tends to read further into a specification than a response strictly needs, and Heather Munoz's view was that on this portfolio the extra reading is cheap insurance and should continue. Joseph Palmer asked the practical questions a general manager asks, chiefly whether any of this threatens a date his board is watching, and we were able to tell him plainly that it does not, while being careful, as this firm is, not to promise an outcome the examiner still controls.</w:t>
       </w:r>
     </w:p>
     <w:p>
       <w:r>
-        <w:t>The restriction requirement in the pending device application took most of the hour. Joe walked through the two groups on offer and what electing each one costs. Heather Munoz asked what the claims would have to say for the answer to change. Joe's answer was that if the linking claim survives, the question is moot; if it does not, electing the apparatus group leaves the method claims to a divisional that Keith-Duarte would have to fund. Joseph Palmer asked for the cost of that divisional before he decides, and asked that it arrive as a figure rather than as a range. Joseph Walker agreed to that.</w:t>
-      </w:r>
-    </w:p>
-    <w:p>
-      <w:r>
-        <w:t>Assignment recordation on the two outstanding matters is closed. Joseph Palmer's team located the recordation and sent the reel and frame; Kelly Snyder confirmed both against the Office's records rather than against the copies provided, which is the only confirmation worth having. Powers of attorney and correspondence addresses were checked in the same pass and are correct across every matter in scope.</w:t>
-      </w:r>
-    </w:p>
-    <w:p>
-      <w:r>
-        <w:t>On reporting, Joseph Palmer asked whether the monthly report could carry the docket sheet itself rather than a summary of it. Heather Munoz agreed, on one condition: the sheet carries the unextended and the extended date for every matter in separate columns, so that no one reading it mistakes an extension we have not bought for time we already have.</w:t>
+        <w:t>Before we closed we set the shape of the next stretch, which is mostly steady prosecution with two responses to file and a single decision for the client to make, and Heather Munoz asked that the action items reach Joseph Palmer the same day, so that nothing the client needs to see waits behind a memo that has to be written and circulated first. We also agreed, since we are at the point in a matter where small things start to accumulate, that Kelly Snyder would keep a running list of the open questions rather than let them collect in email, so that the next session starts from a single page instead of four separate threads none of us has read in full.</w:t>
       </w:r>
     </w:p>
     <w:p>
@@ -109,7 +99,7 @@
               <w:rPr>
                 <w:b/>
               </w:rPr>
-              <w:t>Action</w:t>
+              <w:t>Item</w:t>
             </w:r>
           </w:p>
         </w:tc>
@@ -135,7 +125,7 @@
               <w:rPr>
                 <w:b/>
               </w:rPr>
-              <w:t>Timing</w:t>
+              <w:t>Due</w:t>
             </w:r>
           </w:p>
         </w:tc>
@@ -147,7 +137,39 @@
           </w:tcPr>
           <w:p>
             <w:r>
-              <w:t>Revised docket sheet with unextended and extended dates in separate columns</w:t>
+              <w:t>File the two drafted office-action responses once reviewed</w:t>
+            </w:r>
+          </w:p>
+        </w:tc>
+        <w:tc>
+          <w:tcPr>
+            <w:tcW w:type="dxa" w:w="2880"/>
+          </w:tcPr>
+          <w:p>
+            <w:r>
+              <w:t>Kelly Snyder</w:t>
+            </w:r>
+          </w:p>
+        </w:tc>
+        <w:tc>
+          <w:tcPr>
+            <w:tcW w:type="dxa" w:w="2880"/>
+          </w:tcPr>
+          <w:p>
+            <w:r>
+              <w:t>Next two weeks</w:t>
+            </w:r>
+          </w:p>
+        </w:tc>
+      </w:tr>
+      <w:tr>
+        <w:tc>
+          <w:tcPr>
+            <w:tcW w:type="dxa" w:w="2880"/>
+          </w:tcPr>
+          <w:p>
+            <w:r>
+              <w:t>Read into the newest family in the portfolio and flag what its first response must address</w:t>
             </w:r>
           </w:p>
         </w:tc>
@@ -167,7 +189,7 @@
           </w:tcPr>
           <w:p>
             <w:r>
-              <w:t>Before the next monthly report</w:t>
+              <w:t>This month</w:t>
             </w:r>
           </w:p>
         </w:tc>
@@ -179,103 +201,7 @@
           </w:tcPr>
           <w:p>
             <w:r>
-              <w:t>Cost of the divisional, stated as a figure and not a range</w:t>
-            </w:r>
-          </w:p>
-        </w:tc>
-        <w:tc>
-          <w:tcPr>
-            <w:tcW w:type="dxa" w:w="2880"/>
-          </w:tcPr>
-          <w:p>
-            <w:r>
-              <w:t>Joseph Walker</w:t>
-            </w:r>
-          </w:p>
-        </w:tc>
-        <w:tc>
-          <w:tcPr>
-            <w:tcW w:type="dxa" w:w="2880"/>
-          </w:tcPr>
-          <w:p>
-            <w:r>
-              <w:t>This week</w:t>
-            </w:r>
-          </w:p>
-        </w:tc>
-      </w:tr>
-      <w:tr>
-        <w:tc>
-          <w:tcPr>
-            <w:tcW w:type="dxa" w:w="2880"/>
-          </w:tcPr>
-          <w:p>
-            <w:r>
-              <w:t>Memorandum on the linking claim and its effect on the election</w:t>
-            </w:r>
-          </w:p>
-        </w:tc>
-        <w:tc>
-          <w:tcPr>
-            <w:tcW w:type="dxa" w:w="2880"/>
-          </w:tcPr>
-          <w:p>
-            <w:r>
-              <w:t>Kelly Snyder</w:t>
-            </w:r>
-          </w:p>
-        </w:tc>
-        <w:tc>
-          <w:tcPr>
-            <w:tcW w:type="dxa" w:w="2880"/>
-          </w:tcPr>
-          <w:p>
-            <w:r>
-              <w:t>Within ten days</w:t>
-            </w:r>
-          </w:p>
-        </w:tc>
-      </w:tr>
-      <w:tr>
-        <w:tc>
-          <w:tcPr>
-            <w:tcW w:type="dxa" w:w="2880"/>
-          </w:tcPr>
-          <w:p>
-            <w:r>
-              <w:t>Election decision confirmed to the firm in writing</w:t>
-            </w:r>
-          </w:p>
-        </w:tc>
-        <w:tc>
-          <w:tcPr>
-            <w:tcW w:type="dxa" w:w="2880"/>
-          </w:tcPr>
-          <w:p>
-            <w:r>
-              <w:t>Joseph Palmer</w:t>
-            </w:r>
-          </w:p>
-        </w:tc>
-        <w:tc>
-          <w:tcPr>
-            <w:tcW w:type="dxa" w:w="2880"/>
-          </w:tcPr>
-          <w:p>
-            <w:r>
-              <w:t>On receipt of the figure</w:t>
-            </w:r>
-          </w:p>
-        </w:tc>
-      </w:tr>
-      <w:tr>
-        <w:tc>
-          <w:tcPr>
-            <w:tcW w:type="dxa" w:w="2880"/>
-          </w:tcPr>
-          <w:p>
-            <w:r>
-              <w:t>Second letter to prior counsel on the date discrepancy</w:t>
+              <w:t>Decide whether to request an examiner interview on the flagged family</w:t>
             </w:r>
           </w:p>
         </w:tc>
@@ -300,7 +226,76 @@
           </w:p>
         </w:tc>
       </w:tr>
+      <w:tr>
+        <w:tc>
+          <w:tcPr>
+            <w:tcW w:type="dxa" w:w="2880"/>
+          </w:tcPr>
+          <w:p>
+            <w:r>
+              <w:t>Keep the running list of open questions for the next session</w:t>
+            </w:r>
+          </w:p>
+        </w:tc>
+        <w:tc>
+          <w:tcPr>
+            <w:tcW w:type="dxa" w:w="2880"/>
+          </w:tcPr>
+          <w:p>
+            <w:r>
+              <w:t>Kelly Snyder</w:t>
+            </w:r>
+          </w:p>
+        </w:tc>
+        <w:tc>
+          <w:tcPr>
+            <w:tcW w:type="dxa" w:w="2880"/>
+          </w:tcPr>
+          <w:p>
+            <w:r>
+              <w:t>Ongoing</w:t>
+            </w:r>
+          </w:p>
+        </w:tc>
+      </w:tr>
+      <w:tr>
+        <w:tc>
+          <w:tcPr>
+            <w:tcW w:type="dxa" w:w="2880"/>
+          </w:tcPr>
+          <w:p>
+            <w:r>
+              <w:t>Send these minutes and the open dates to Joseph Palmer</w:t>
+            </w:r>
+          </w:p>
+        </w:tc>
+        <w:tc>
+          <w:tcPr>
+            <w:tcW w:type="dxa" w:w="2880"/>
+          </w:tcPr>
+          <w:p>
+            <w:r>
+              <w:t>Joseph Walker</w:t>
+            </w:r>
+          </w:p>
+        </w:tc>
+        <w:tc>
+          <w:tcPr>
+            <w:tcW w:type="dxa" w:w="2880"/>
+          </w:tcPr>
+          <w:p>
+            <w:r>
+              <w:t>Today</w:t>
+            </w:r>
+          </w:p>
+        </w:tc>
+      </w:tr>
     </w:tbl>
+    <w:p>
+      <w:r>
+        <w:t>The one thing that has to happen before we meet again is Heather Munoz's call on the examiner interview, since both responses and the client's decision hang off it, so that is where we start next time.</w:t>
+      </w:r>
+    </w:p>
     <w:sectPr>
       <w:headerReference w:type="first" r:id="rId9"/>
       <w:headerReference w:type="default" r:id="rId10"/>
